--- a/Playwright.docx
+++ b/Playwright.docx
@@ -652,8 +652,233 @@
           <w:szCs w:val="32"/>
           <w:u w:val="single"/>
         </w:rPr>
-        <w:t>Re</w:t>
-      </w:r>
+        <w:t>Record and Play</w:t>
+      </w:r>
+    </w:p>
+    <w:p>
+      <w:pPr>
+        <w:rPr>
+          <w:b/>
+          <w:bCs/>
+        </w:rPr>
+      </w:pPr>
+      <w:r>
+        <w:rPr>
+          <w:b/>
+          <w:bCs/>
+        </w:rPr>
+        <w:t>Record and Play Script in Playwright</w:t>
+      </w:r>
+      <w:r>
+        <w:rPr>
+          <w:b/>
+          <w:bCs/>
+        </w:rPr>
+        <w:t xml:space="preserve"> (Copy and Paste)</w:t>
+      </w:r>
+      <w:r>
+        <w:rPr>
+          <w:b/>
+          <w:bCs/>
+        </w:rPr>
+        <w:t>:</w:t>
+      </w:r>
+    </w:p>
+    <w:p>
+      <w:r>
+        <w:t>npx playwright codegen</w:t>
+      </w:r>
+    </w:p>
+    <w:p>
+      <w:pPr>
+        <w:rPr>
+          <w:b/>
+          <w:bCs/>
+        </w:rPr>
+      </w:pPr>
+      <w:r>
+        <w:rPr>
+          <w:b/>
+          <w:bCs/>
+        </w:rPr>
+        <w:t xml:space="preserve">Record and Play Script in Playwright (Direct </w:t>
+      </w:r>
+      <w:r>
+        <w:rPr>
+          <w:b/>
+          <w:bCs/>
+        </w:rPr>
+        <w:t xml:space="preserve">save </w:t>
+      </w:r>
+      <w:r>
+        <w:rPr>
+          <w:b/>
+          <w:bCs/>
+        </w:rPr>
+        <w:t>filename):</w:t>
+      </w:r>
+    </w:p>
+    <w:p>
+      <w:r>
+        <w:t xml:space="preserve">npx playwright codegen </w:t>
+      </w:r>
+      <w:r>
+        <w:t>--</w:t>
+      </w:r>
+      <w:r>
+        <w:t xml:space="preserve">output </w:t>
+      </w:r>
+      <w:proofErr w:type="spellStart"/>
+      <w:r>
+        <w:t>folderName</w:t>
+      </w:r>
+      <w:proofErr w:type="spellEnd"/>
+      <w:r>
+        <w:t>/filename.spec.js</w:t>
+      </w:r>
+    </w:p>
+    <w:p>
+      <w:pPr>
+        <w:rPr>
+          <w:b/>
+          <w:bCs/>
+        </w:rPr>
+      </w:pPr>
+      <w:r>
+        <w:rPr>
+          <w:b/>
+          <w:bCs/>
+        </w:rPr>
+        <w:t>Record and Play Script in Playwright (</w:t>
+      </w:r>
+      <w:r>
+        <w:rPr>
+          <w:b/>
+          <w:bCs/>
+        </w:rPr>
+        <w:t>Help</w:t>
+      </w:r>
+      <w:r>
+        <w:rPr>
+          <w:b/>
+          <w:bCs/>
+        </w:rPr>
+        <w:t>):</w:t>
+      </w:r>
+    </w:p>
+    <w:p>
+      <w:proofErr w:type="spellStart"/>
+      <w:r>
+        <w:t>npx</w:t>
+      </w:r>
+      <w:proofErr w:type="spellEnd"/>
+      <w:r>
+        <w:t xml:space="preserve"> playwright </w:t>
+      </w:r>
+      <w:proofErr w:type="spellStart"/>
+      <w:r>
+        <w:t>codegen</w:t>
+      </w:r>
+      <w:proofErr w:type="spellEnd"/>
+      <w:r>
+        <w:t xml:space="preserve"> </w:t>
+      </w:r>
+      <w:r>
+        <w:t>--</w:t>
+      </w:r>
+      <w:r>
+        <w:t>help</w:t>
+      </w:r>
+    </w:p>
+    <w:p>
+      <w:pPr>
+        <w:rPr>
+          <w:b/>
+          <w:bCs/>
+        </w:rPr>
+      </w:pPr>
+      <w:r>
+        <w:rPr>
+          <w:b/>
+          <w:bCs/>
+        </w:rPr>
+        <w:t>Record and Play Script in Playwright (</w:t>
+      </w:r>
+      <w:r>
+        <w:rPr>
+          <w:b/>
+          <w:bCs/>
+        </w:rPr>
+        <w:t>Specific Devices</w:t>
+      </w:r>
+      <w:r>
+        <w:rPr>
+          <w:b/>
+          <w:bCs/>
+        </w:rPr>
+        <w:t>):</w:t>
+      </w:r>
+    </w:p>
+    <w:p>
+      <w:proofErr w:type="spellStart"/>
+      <w:r>
+        <w:t>npx</w:t>
+      </w:r>
+      <w:proofErr w:type="spellEnd"/>
+      <w:r>
+        <w:t xml:space="preserve"> playwright </w:t>
+      </w:r>
+      <w:proofErr w:type="spellStart"/>
+      <w:r>
+        <w:t>codegen</w:t>
+      </w:r>
+      <w:proofErr w:type="spellEnd"/>
+      <w:r>
+        <w:t xml:space="preserve"> --device</w:t>
+      </w:r>
+      <w:r>
+        <w:t xml:space="preserve"> </w:t>
+      </w:r>
+      <w:r>
+        <w:t>"</w:t>
+      </w:r>
+      <w:proofErr w:type="spellStart"/>
+      <w:r>
+        <w:t>iphone</w:t>
+      </w:r>
+      <w:proofErr w:type="spellEnd"/>
+      <w:r>
+        <w:t xml:space="preserve"> 12</w:t>
+      </w:r>
+      <w:r>
+        <w:t>"</w:t>
+      </w:r>
+    </w:p>
+    <w:p>
+      <w:r>
+        <w:rPr>
+          <w:b/>
+          <w:bCs/>
+        </w:rPr>
+        <w:t>Note:</w:t>
+      </w:r>
+      <w:r>
+        <w:t xml:space="preserve"> if you set wrong device then it will show listed correct devices</w:t>
+      </w:r>
+      <w:r>
+        <w:t xml:space="preserve"> </w:t>
+      </w:r>
+    </w:p>
+    <w:p/>
+    <w:p>
+      <w:pPr>
+        <w:jc w:val="center"/>
+        <w:rPr>
+          <w:sz w:val="20"/>
+          <w:szCs w:val="20"/>
+          <w:u w:val="single"/>
+        </w:rPr>
+      </w:pPr>
       <w:r>
         <w:rPr>
           <w:b/>
@@ -661,227 +886,157 @@
           <w:szCs w:val="32"/>
           <w:u w:val="single"/>
         </w:rPr>
-        <w:t>cord and Play</w:t>
-      </w:r>
-    </w:p>
-    <w:p>
-      <w:pPr>
-        <w:rPr>
-          <w:b/>
-          <w:bCs/>
-        </w:rPr>
-      </w:pPr>
-      <w:r>
-        <w:rPr>
-          <w:b/>
-          <w:bCs/>
-        </w:rPr>
-        <w:t>Record and Play Script in Playwright</w:t>
-      </w:r>
-      <w:r>
-        <w:rPr>
-          <w:b/>
-          <w:bCs/>
-        </w:rPr>
-        <w:t xml:space="preserve"> (Copy and Paste)</w:t>
-      </w:r>
-      <w:r>
-        <w:rPr>
-          <w:b/>
-          <w:bCs/>
-        </w:rPr>
-        <w:t>:</w:t>
-      </w:r>
-    </w:p>
-    <w:p>
-      <w:r>
-        <w:t>npx playwright codegen</w:t>
-      </w:r>
-    </w:p>
-    <w:p>
-      <w:pPr>
-        <w:rPr>
-          <w:b/>
-          <w:bCs/>
-        </w:rPr>
-      </w:pPr>
-      <w:r>
-        <w:rPr>
-          <w:b/>
-          <w:bCs/>
-        </w:rPr>
-        <w:t xml:space="preserve">Record and Play Script in Playwright (Direct </w:t>
-      </w:r>
-      <w:r>
-        <w:rPr>
-          <w:b/>
-          <w:bCs/>
-        </w:rPr>
-        <w:t xml:space="preserve">save </w:t>
-      </w:r>
-      <w:r>
-        <w:rPr>
-          <w:b/>
-          <w:bCs/>
-        </w:rPr>
-        <w:t>filename):</w:t>
-      </w:r>
-    </w:p>
-    <w:p>
-      <w:r>
-        <w:t xml:space="preserve">npx playwright codegen </w:t>
-      </w:r>
-      <w:r>
-        <w:t>--</w:t>
-      </w:r>
-      <w:r>
-        <w:t xml:space="preserve">output </w:t>
-      </w:r>
-      <w:proofErr w:type="spellStart"/>
-      <w:r>
-        <w:t>folderName</w:t>
-      </w:r>
-      <w:proofErr w:type="spellEnd"/>
-      <w:r>
-        <w:t>/filename.spec.js</w:t>
-      </w:r>
-    </w:p>
-    <w:p>
-      <w:pPr>
-        <w:rPr>
-          <w:b/>
-          <w:bCs/>
-        </w:rPr>
-      </w:pPr>
-      <w:r>
-        <w:rPr>
-          <w:b/>
-          <w:bCs/>
-        </w:rPr>
-        <w:t>Record and Play Script in Playwright (</w:t>
-      </w:r>
-      <w:r>
-        <w:rPr>
-          <w:b/>
-          <w:bCs/>
-        </w:rPr>
-        <w:t>Help</w:t>
-      </w:r>
-      <w:r>
-        <w:rPr>
-          <w:b/>
-          <w:bCs/>
-        </w:rPr>
-        <w:t>):</w:t>
-      </w:r>
-    </w:p>
-    <w:p>
-      <w:proofErr w:type="spellStart"/>
-      <w:r>
-        <w:t>npx</w:t>
-      </w:r>
-      <w:proofErr w:type="spellEnd"/>
-      <w:r>
-        <w:t xml:space="preserve"> playwright </w:t>
-      </w:r>
-      <w:proofErr w:type="spellStart"/>
-      <w:r>
-        <w:t>codegen</w:t>
-      </w:r>
-      <w:proofErr w:type="spellEnd"/>
+        <w:t>XPATH</w:t>
+      </w:r>
+    </w:p>
+    <w:p>
+      <w:r>
+        <w:rPr>
+          <w:b/>
+          <w:bCs/>
+        </w:rPr>
+        <w:t>What is XPath?</w:t>
+      </w:r>
       <w:r>
         <w:t xml:space="preserve"> </w:t>
       </w:r>
-      <w:r>
-        <w:t>--</w:t>
-      </w:r>
-      <w:r>
-        <w:t>help</w:t>
-      </w:r>
-    </w:p>
-    <w:p>
-      <w:pPr>
-        <w:rPr>
-          <w:b/>
-          <w:bCs/>
-        </w:rPr>
-      </w:pPr>
-      <w:r>
-        <w:rPr>
-          <w:b/>
-          <w:bCs/>
-        </w:rPr>
-        <w:t>Record and Play Script in Playwright (</w:t>
-      </w:r>
-      <w:r>
-        <w:rPr>
-          <w:b/>
-          <w:bCs/>
-        </w:rPr>
-        <w:t>Specific Devices</w:t>
-      </w:r>
-      <w:r>
-        <w:rPr>
-          <w:b/>
-          <w:bCs/>
-        </w:rPr>
-        <w:t>):</w:t>
-      </w:r>
-    </w:p>
-    <w:p>
-      <w:proofErr w:type="spellStart"/>
-      <w:r>
-        <w:t>npx</w:t>
-      </w:r>
-      <w:proofErr w:type="spellEnd"/>
-      <w:r>
-        <w:t xml:space="preserve"> playwright </w:t>
-      </w:r>
-      <w:proofErr w:type="spellStart"/>
-      <w:r>
-        <w:t>codegen</w:t>
-      </w:r>
-      <w:proofErr w:type="spellEnd"/>
-      <w:r>
-        <w:t xml:space="preserve"> </w:t>
-      </w:r>
-      <w:r>
-        <w:t>--device</w:t>
-      </w:r>
-      <w:r>
-        <w:t xml:space="preserve"> </w:t>
-      </w:r>
-      <w:r>
-        <w:t>"</w:t>
-      </w:r>
-      <w:proofErr w:type="spellStart"/>
-      <w:r>
-        <w:t>iphone</w:t>
-      </w:r>
-      <w:proofErr w:type="spellEnd"/>
-      <w:r>
-        <w:t xml:space="preserve"> 12</w:t>
-      </w:r>
-      <w:r>
-        <w:t>"</w:t>
-      </w:r>
-    </w:p>
-    <w:p>
-      <w:r>
-        <w:rPr>
-          <w:b/>
-          <w:bCs/>
-        </w:rPr>
-        <w:t>Note:</w:t>
-      </w:r>
-      <w:r>
-        <w:t xml:space="preserve"> if you set wrong device then it will show listed correct devices</w:t>
-      </w:r>
-      <w:r>
-        <w:t xml:space="preserve"> </w:t>
-      </w:r>
-    </w:p>
-    <w:p/>
+    </w:p>
+    <w:p>
+      <w:r>
+        <w:t xml:space="preserve">XPath stands for </w:t>
+      </w:r>
+      <w:r>
+        <w:rPr>
+          <w:b/>
+          <w:bCs/>
+        </w:rPr>
+        <w:t>XML Path Language</w:t>
+      </w:r>
+      <w:r>
+        <w:t xml:space="preserve">. It lets you navigate through the HTML structure of a page like a </w:t>
+      </w:r>
+      <w:r>
+        <w:rPr>
+          <w:b/>
+          <w:bCs/>
+        </w:rPr>
+        <w:t>file directory</w:t>
+      </w:r>
+      <w:r>
+        <w:t>.</w:t>
+      </w:r>
+    </w:p>
+    <w:p>
+      <w:r>
+        <w:rPr>
+          <w:b/>
+          <w:bCs/>
+        </w:rPr>
+        <w:t>Two types:</w:t>
+      </w:r>
+    </w:p>
+    <w:p>
+      <w:pPr>
+        <w:numPr>
+          <w:ilvl w:val="0"/>
+          <w:numId w:val="2"/>
+        </w:numPr>
+      </w:pPr>
+      <w:r>
+        <w:rPr>
+          <w:b/>
+          <w:bCs/>
+        </w:rPr>
+        <w:t>Absolute XPath</w:t>
+      </w:r>
+      <w:r>
+        <w:t xml:space="preserve"> → /html/body/div/input — Fragile, never use in real projects</w:t>
+      </w:r>
+    </w:p>
+    <w:p>
+      <w:pPr>
+        <w:numPr>
+          <w:ilvl w:val="0"/>
+          <w:numId w:val="2"/>
+        </w:numPr>
+      </w:pPr>
+      <w:r>
+        <w:rPr>
+          <w:b/>
+          <w:bCs/>
+        </w:rPr>
+        <w:t>Relative XPath</w:t>
+      </w:r>
+      <w:r>
+        <w:t xml:space="preserve"> → //input[@id='username'] — Stable, always use this</w:t>
+      </w:r>
+    </w:p>
+    <w:p>
+      <w:r>
+        <w:rPr>
+          <w:b/>
+          <w:bCs/>
+        </w:rPr>
+        <w:t>XPath Syntax Rules:</w:t>
+      </w:r>
+    </w:p>
+    <w:p>
+      <w:r>
+        <w:t>//</w:t>
+      </w:r>
+      <w:proofErr w:type="spellStart"/>
+      <w:r>
+        <w:t>tagName</w:t>
+      </w:r>
+      <w:proofErr w:type="spellEnd"/>
+      <w:r>
+        <w:t>[@attribute='value']</w:t>
+      </w:r>
+    </w:p>
+    <w:p>
+      <w:r>
+        <w:t>//</w:t>
+      </w:r>
+      <w:proofErr w:type="spellStart"/>
+      <w:proofErr w:type="gramStart"/>
+      <w:r>
+        <w:t>tagName</w:t>
+      </w:r>
+      <w:proofErr w:type="spellEnd"/>
+      <w:r>
+        <w:t>[contains(</w:t>
+      </w:r>
+      <w:proofErr w:type="gramEnd"/>
+      <w:r>
+        <w:t>@attribute, 'partial-value')]</w:t>
+      </w:r>
+    </w:p>
+    <w:p>
+      <w:r>
+        <w:t>//</w:t>
+      </w:r>
+      <w:proofErr w:type="spellStart"/>
+      <w:r>
+        <w:t>tagName</w:t>
+      </w:r>
+      <w:proofErr w:type="spellEnd"/>
+      <w:r>
+        <w:t>[</w:t>
+      </w:r>
+      <w:proofErr w:type="gramStart"/>
+      <w:r>
+        <w:t>text(</w:t>
+      </w:r>
+      <w:proofErr w:type="gramEnd"/>
+      <w:r>
+        <w:t>)='Exact Text']</w:t>
+      </w:r>
+    </w:p>
+    <w:p>
+      <w:r>
+        <w:t>//parent//child</w:t>
+      </w:r>
+    </w:p>
     <w:p/>
     <w:p>
       <w:pPr>
@@ -1149,24 +1304,538 @@
           <w:b/>
           <w:bCs/>
         </w:rPr>
+        <w:t>3. expect(locator</w:t>
+      </w:r>
+      <w:proofErr w:type="gramStart"/>
+      <w:r>
+        <w:rPr>
+          <w:b/>
+          <w:bCs/>
+        </w:rPr>
+        <w:t>).</w:t>
+      </w:r>
+      <w:proofErr w:type="spellStart"/>
+      <w:r>
+        <w:rPr>
+          <w:b/>
+          <w:bCs/>
+        </w:rPr>
+        <w:t>toBeVisible</w:t>
+      </w:r>
+      <w:proofErr w:type="spellEnd"/>
+      <w:proofErr w:type="gramEnd"/>
+      <w:r>
+        <w:rPr>
+          <w:b/>
+          <w:bCs/>
+        </w:rPr>
+        <w:t>()</w:t>
+      </w:r>
+    </w:p>
+    <w:p>
+      <w:r>
+        <w:t xml:space="preserve">const </w:t>
+      </w:r>
+      <w:proofErr w:type="spellStart"/>
+      <w:r>
+        <w:t>registerButton</w:t>
+      </w:r>
+      <w:proofErr w:type="spellEnd"/>
+      <w:r>
+        <w:t xml:space="preserve"> = await </w:t>
+      </w:r>
+      <w:proofErr w:type="spellStart"/>
+      <w:proofErr w:type="gramStart"/>
+      <w:r>
+        <w:t>page.locator</w:t>
+      </w:r>
+      <w:proofErr w:type="spellEnd"/>
+      <w:proofErr w:type="gramEnd"/>
+      <w:r>
+        <w:t>('</w:t>
+      </w:r>
+      <w:proofErr w:type="spellStart"/>
+      <w:r>
+        <w:t>button#register-button</w:t>
+      </w:r>
+      <w:proofErr w:type="spellEnd"/>
+      <w:r>
+        <w:t>');</w:t>
+      </w:r>
+    </w:p>
+    <w:p>
+      <w:r>
+        <w:t>await expect(</w:t>
+      </w:r>
+      <w:proofErr w:type="spellStart"/>
+      <w:r>
+        <w:t>registerButton</w:t>
+      </w:r>
+      <w:proofErr w:type="spellEnd"/>
+      <w:proofErr w:type="gramStart"/>
+      <w:r>
+        <w:t>).</w:t>
+      </w:r>
+      <w:proofErr w:type="spellStart"/>
+      <w:r>
+        <w:t>toBeVisible</w:t>
+      </w:r>
+      <w:proofErr w:type="spellEnd"/>
+      <w:proofErr w:type="gramEnd"/>
+      <w:r>
+        <w:t>();</w:t>
+      </w:r>
+    </w:p>
+    <w:p>
+      <w:r>
+        <w:t xml:space="preserve">const </w:t>
+      </w:r>
+      <w:proofErr w:type="spellStart"/>
+      <w:r>
+        <w:t>logoElement</w:t>
+      </w:r>
+      <w:proofErr w:type="spellEnd"/>
+      <w:r>
+        <w:t xml:space="preserve"> = await </w:t>
+      </w:r>
+      <w:proofErr w:type="spellStart"/>
+      <w:proofErr w:type="gramStart"/>
+      <w:r>
+        <w:t>page.locator</w:t>
+      </w:r>
+      <w:proofErr w:type="spellEnd"/>
+      <w:proofErr w:type="gramEnd"/>
+      <w:r>
+        <w:t>(</w:t>
+      </w:r>
+      <w:proofErr w:type="gramStart"/>
+      <w:r>
+        <w:t>'.header</w:t>
+      </w:r>
+      <w:proofErr w:type="gramEnd"/>
+      <w:r>
+        <w:t>-logo');</w:t>
+      </w:r>
+    </w:p>
+    <w:p>
+      <w:r>
+        <w:t>await expect(</w:t>
+      </w:r>
+      <w:proofErr w:type="spellStart"/>
+      <w:r>
+        <w:t>logoElement</w:t>
+      </w:r>
+      <w:proofErr w:type="spellEnd"/>
+      <w:proofErr w:type="gramStart"/>
+      <w:r>
+        <w:t>).</w:t>
+      </w:r>
+      <w:proofErr w:type="spellStart"/>
+      <w:r>
+        <w:t>toBeVisible</w:t>
+      </w:r>
+      <w:proofErr w:type="spellEnd"/>
+      <w:proofErr w:type="gramEnd"/>
+      <w:r>
+        <w:t>();</w:t>
+      </w:r>
+    </w:p>
+    <w:p>
+      <w:pPr>
+        <w:rPr>
+          <w:b/>
+          <w:bCs/>
+        </w:rPr>
+      </w:pPr>
+      <w:r>
+        <w:rPr>
+          <w:b/>
+          <w:bCs/>
+        </w:rPr>
+        <w:t>// Element is enabled</w:t>
+      </w:r>
+    </w:p>
+    <w:p>
+      <w:pPr>
+        <w:rPr>
+          <w:b/>
+          <w:bCs/>
+        </w:rPr>
+      </w:pPr>
+      <w:r>
+        <w:rPr>
+          <w:b/>
+          <w:bCs/>
+        </w:rPr>
+        <w:t>4. expect(locator</w:t>
+      </w:r>
+      <w:proofErr w:type="gramStart"/>
+      <w:r>
+        <w:rPr>
+          <w:b/>
+          <w:bCs/>
+        </w:rPr>
+        <w:t>).</w:t>
+      </w:r>
+      <w:proofErr w:type="spellStart"/>
+      <w:r>
+        <w:rPr>
+          <w:b/>
+          <w:bCs/>
+        </w:rPr>
+        <w:t>toBeEnabled</w:t>
+      </w:r>
+      <w:proofErr w:type="spellEnd"/>
+      <w:proofErr w:type="gramEnd"/>
+      <w:r>
+        <w:rPr>
+          <w:b/>
+          <w:bCs/>
+        </w:rPr>
+        <w:t>()</w:t>
+      </w:r>
+    </w:p>
+    <w:p>
+      <w:r>
+        <w:t xml:space="preserve">const </w:t>
+      </w:r>
+      <w:proofErr w:type="spellStart"/>
+      <w:r>
+        <w:t>searchStoreBox</w:t>
+      </w:r>
+      <w:proofErr w:type="spellEnd"/>
+      <w:r>
+        <w:t xml:space="preserve"> = await </w:t>
+      </w:r>
+      <w:proofErr w:type="spellStart"/>
+      <w:proofErr w:type="gramStart"/>
+      <w:r>
+        <w:t>page.locator</w:t>
+      </w:r>
+      <w:proofErr w:type="spellEnd"/>
+      <w:proofErr w:type="gramEnd"/>
+      <w:r>
+        <w:t>("#small-</w:t>
+      </w:r>
+      <w:proofErr w:type="spellStart"/>
+      <w:r>
+        <w:t>searchterms</w:t>
+      </w:r>
+      <w:proofErr w:type="spellEnd"/>
+      <w:r>
+        <w:t>");</w:t>
+      </w:r>
+    </w:p>
+    <w:p>
+      <w:r>
+        <w:t>await expect(</w:t>
+      </w:r>
+      <w:proofErr w:type="spellStart"/>
+      <w:r>
+        <w:t>searchStoreBox</w:t>
+      </w:r>
+      <w:proofErr w:type="spellEnd"/>
+      <w:proofErr w:type="gramStart"/>
+      <w:r>
+        <w:t>).</w:t>
+      </w:r>
+      <w:proofErr w:type="spellStart"/>
+      <w:r>
+        <w:t>toBeEnabled</w:t>
+      </w:r>
+      <w:proofErr w:type="spellEnd"/>
+      <w:proofErr w:type="gramEnd"/>
+      <w:r>
+        <w:t>();</w:t>
+      </w:r>
+    </w:p>
+    <w:p>
+      <w:pPr>
+        <w:rPr>
+          <w:b/>
+          <w:bCs/>
+        </w:rPr>
+      </w:pPr>
+      <w:r>
+        <w:rPr>
+          <w:b/>
+          <w:bCs/>
+        </w:rPr>
+        <w:t>// Radio/Checkbox is checked</w:t>
+      </w:r>
+    </w:p>
+    <w:p>
+      <w:pPr>
+        <w:rPr>
+          <w:b/>
+          <w:bCs/>
+        </w:rPr>
+      </w:pPr>
+      <w:r>
+        <w:rPr>
+          <w:b/>
+          <w:bCs/>
+        </w:rPr>
+        <w:t xml:space="preserve"> 5. expect(locator</w:t>
+      </w:r>
+      <w:proofErr w:type="gramStart"/>
+      <w:r>
+        <w:rPr>
+          <w:b/>
+          <w:bCs/>
+        </w:rPr>
+        <w:t>).</w:t>
+      </w:r>
+      <w:proofErr w:type="spellStart"/>
+      <w:r>
+        <w:rPr>
+          <w:b/>
+          <w:bCs/>
+        </w:rPr>
+        <w:t>toBeChecked</w:t>
+      </w:r>
+      <w:proofErr w:type="spellEnd"/>
+      <w:proofErr w:type="gramEnd"/>
+      <w:r>
+        <w:rPr>
+          <w:b/>
+          <w:bCs/>
+        </w:rPr>
+        <w:t>()</w:t>
+      </w:r>
+    </w:p>
+    <w:p>
+      <w:r>
+        <w:t xml:space="preserve"> const </w:t>
+      </w:r>
+      <w:proofErr w:type="spellStart"/>
+      <w:r>
+        <w:t>maleGenderRadioButton</w:t>
+      </w:r>
+      <w:proofErr w:type="spellEnd"/>
+      <w:r>
+        <w:t xml:space="preserve"> = await </w:t>
+      </w:r>
+      <w:proofErr w:type="spellStart"/>
+      <w:proofErr w:type="gramStart"/>
+      <w:r>
+        <w:t>page.locator</w:t>
+      </w:r>
+      <w:proofErr w:type="spellEnd"/>
+      <w:proofErr w:type="gramEnd"/>
+      <w:r>
+        <w:t>('#gender-male');</w:t>
+      </w:r>
+    </w:p>
+    <w:p>
+      <w:r>
+        <w:t xml:space="preserve"> await </w:t>
+      </w:r>
+      <w:proofErr w:type="spellStart"/>
+      <w:r>
+        <w:t>maleGenderRadioButton.check</w:t>
+      </w:r>
+      <w:proofErr w:type="spellEnd"/>
+      <w:r>
+        <w:t>();</w:t>
+      </w:r>
+    </w:p>
+    <w:p>
+      <w:r>
+        <w:t xml:space="preserve"> await expect(</w:t>
+      </w:r>
+      <w:proofErr w:type="spellStart"/>
+      <w:r>
+        <w:t>maleGenderRadioButton</w:t>
+      </w:r>
+      <w:proofErr w:type="spellEnd"/>
+      <w:proofErr w:type="gramStart"/>
+      <w:r>
+        <w:t>).</w:t>
+      </w:r>
+      <w:proofErr w:type="spellStart"/>
+      <w:r>
+        <w:t>toBeChecked</w:t>
+      </w:r>
+      <w:proofErr w:type="spellEnd"/>
+      <w:proofErr w:type="gramEnd"/>
+      <w:r>
+        <w:t>();</w:t>
+      </w:r>
+    </w:p>
+    <w:p>
+      <w:r>
+        <w:t xml:space="preserve"> const </w:t>
+      </w:r>
+      <w:proofErr w:type="spellStart"/>
+      <w:r>
+        <w:t>femaleGenderRadioButton</w:t>
+      </w:r>
+      <w:proofErr w:type="spellEnd"/>
+      <w:r>
+        <w:t xml:space="preserve"> = await </w:t>
+      </w:r>
+      <w:proofErr w:type="spellStart"/>
+      <w:proofErr w:type="gramStart"/>
+      <w:r>
+        <w:t>page.locator</w:t>
+      </w:r>
+      <w:proofErr w:type="spellEnd"/>
+      <w:proofErr w:type="gramEnd"/>
+      <w:r>
+        <w:t>('#gender-female');</w:t>
+      </w:r>
+    </w:p>
+    <w:p>
+      <w:r>
+        <w:t xml:space="preserve"> await expect(</w:t>
+      </w:r>
+      <w:proofErr w:type="spellStart"/>
+      <w:r>
+        <w:t>femaleGenderRadioButton</w:t>
+      </w:r>
+      <w:proofErr w:type="spellEnd"/>
+      <w:proofErr w:type="gramStart"/>
+      <w:r>
+        <w:t>).</w:t>
+      </w:r>
+      <w:proofErr w:type="spellStart"/>
+      <w:r>
+        <w:t>not</w:t>
+      </w:r>
+      <w:proofErr w:type="gramEnd"/>
+      <w:r>
+        <w:t>.</w:t>
+      </w:r>
+      <w:proofErr w:type="gramStart"/>
+      <w:r>
+        <w:t>toBeChecked</w:t>
+      </w:r>
+      <w:proofErr w:type="spellEnd"/>
+      <w:r>
+        <w:t>(</w:t>
+      </w:r>
+      <w:proofErr w:type="gramEnd"/>
+      <w:r>
+        <w:t>);</w:t>
+      </w:r>
+    </w:p>
+    <w:p>
+      <w:pPr>
+        <w:rPr>
+          <w:b/>
+          <w:bCs/>
+        </w:rPr>
+      </w:pPr>
+      <w:r>
         <w:lastRenderedPageBreak/>
-        <w:t>3. expect(locator</w:t>
-      </w:r>
-      <w:proofErr w:type="gramStart"/>
-      <w:r>
-        <w:rPr>
-          <w:b/>
-          <w:bCs/>
-        </w:rPr>
+        <w:t xml:space="preserve"> </w:t>
+      </w:r>
+      <w:r>
+        <w:rPr>
+          <w:b/>
+          <w:bCs/>
+        </w:rPr>
+        <w:t>// Checkbox</w:t>
+      </w:r>
+      <w:r>
+        <w:rPr>
+          <w:b/>
+          <w:bCs/>
+        </w:rPr>
+        <w:t xml:space="preserve"> already checked</w:t>
+      </w:r>
+    </w:p>
+    <w:p>
+      <w:r>
+        <w:t xml:space="preserve">const </w:t>
+      </w:r>
+      <w:proofErr w:type="spellStart"/>
+      <w:r>
+        <w:t>newsletterCheckbox</w:t>
+      </w:r>
+      <w:proofErr w:type="spellEnd"/>
+      <w:r>
+        <w:t xml:space="preserve"> = await </w:t>
+      </w:r>
+      <w:proofErr w:type="spellStart"/>
+      <w:proofErr w:type="gramStart"/>
+      <w:r>
+        <w:t>page.locator</w:t>
+      </w:r>
+      <w:proofErr w:type="spellEnd"/>
+      <w:proofErr w:type="gramEnd"/>
+      <w:r>
+        <w:t>('#Newsletter');</w:t>
+      </w:r>
+    </w:p>
+    <w:p>
+      <w:r>
+        <w:t>await expect(</w:t>
+      </w:r>
+      <w:proofErr w:type="spellStart"/>
+      <w:r>
+        <w:t>newsletterCheckbox</w:t>
+      </w:r>
+      <w:proofErr w:type="spellEnd"/>
+      <w:proofErr w:type="gramStart"/>
+      <w:r>
         <w:t>).</w:t>
       </w:r>
       <w:proofErr w:type="spellStart"/>
       <w:r>
-        <w:rPr>
-          <w:b/>
-          <w:bCs/>
-        </w:rPr>
-        <w:t>toBeVisible</w:t>
+        <w:t>toBeChecked</w:t>
+      </w:r>
+      <w:proofErr w:type="spellEnd"/>
+      <w:proofErr w:type="gramEnd"/>
+      <w:r>
+        <w:t>();</w:t>
+      </w:r>
+    </w:p>
+    <w:p>
+      <w:pPr>
+        <w:rPr>
+          <w:b/>
+          <w:bCs/>
+        </w:rPr>
+      </w:pPr>
+      <w:r>
+        <w:rPr>
+          <w:b/>
+          <w:bCs/>
+        </w:rPr>
+        <w:t>// Text box is empty or has some value</w:t>
+      </w:r>
+    </w:p>
+    <w:p>
+      <w:pPr>
+        <w:rPr>
+          <w:b/>
+          <w:bCs/>
+        </w:rPr>
+      </w:pPr>
+      <w:r>
+        <w:rPr>
+          <w:b/>
+          <w:bCs/>
+        </w:rPr>
+        <w:t>6. expect(locator</w:t>
+      </w:r>
+      <w:proofErr w:type="gramStart"/>
+      <w:r>
+        <w:rPr>
+          <w:b/>
+          <w:bCs/>
+        </w:rPr>
+        <w:t>).</w:t>
+      </w:r>
+      <w:proofErr w:type="spellStart"/>
+      <w:r>
+        <w:rPr>
+          <w:b/>
+          <w:bCs/>
+        </w:rPr>
+        <w:t>toBeEmpty</w:t>
       </w:r>
       <w:proofErr w:type="spellEnd"/>
       <w:proofErr w:type="gramEnd"/>
@@ -1184,7 +1853,7 @@
       </w:r>
       <w:proofErr w:type="spellStart"/>
       <w:r>
-        <w:t>registerButton</w:t>
+        <w:t>firstNameTextBox</w:t>
       </w:r>
       <w:proofErr w:type="spellEnd"/>
       <w:r>
@@ -1198,15 +1867,7 @@
       <w:proofErr w:type="spellEnd"/>
       <w:proofErr w:type="gramEnd"/>
       <w:r>
-        <w:t>('</w:t>
-      </w:r>
-      <w:proofErr w:type="spellStart"/>
-      <w:r>
-        <w:t>button#register-button</w:t>
-      </w:r>
-      <w:proofErr w:type="spellEnd"/>
-      <w:r>
-        <w:t>');</w:t>
+        <w:t>('#FirstName');</w:t>
       </w:r>
     </w:p>
     <w:p>
@@ -1215,7 +1876,7 @@
       </w:r>
       <w:proofErr w:type="spellStart"/>
       <w:r>
-        <w:t>registerButton</w:t>
+        <w:t>firstNameTextBox</w:t>
       </w:r>
       <w:proofErr w:type="spellEnd"/>
       <w:proofErr w:type="gramStart"/>
@@ -1224,7 +1885,7 @@
       </w:r>
       <w:proofErr w:type="spellStart"/>
       <w:r>
-        <w:t>toBeVisible</w:t>
+        <w:t>toBeEmpty</w:t>
       </w:r>
       <w:proofErr w:type="spellEnd"/>
       <w:proofErr w:type="gramEnd"/>
@@ -1234,11 +1895,113 @@
     </w:p>
     <w:p>
       <w:r>
+        <w:t xml:space="preserve">await </w:t>
+      </w:r>
+      <w:proofErr w:type="spellStart"/>
+      <w:r>
+        <w:t>firstNameTextBox.fill</w:t>
+      </w:r>
+      <w:proofErr w:type="spellEnd"/>
+      <w:r>
+        <w:t>('Pavan');</w:t>
+      </w:r>
+    </w:p>
+    <w:p>
+      <w:r>
+        <w:t>await expect(</w:t>
+      </w:r>
+      <w:proofErr w:type="spellStart"/>
+      <w:r>
+        <w:t>firstNameTextBox</w:t>
+      </w:r>
+      <w:proofErr w:type="spellEnd"/>
+      <w:proofErr w:type="gramStart"/>
+      <w:r>
+        <w:t>).</w:t>
+      </w:r>
+      <w:proofErr w:type="spellStart"/>
+      <w:r>
+        <w:t>not</w:t>
+      </w:r>
+      <w:proofErr w:type="gramEnd"/>
+      <w:r>
+        <w:t>.</w:t>
+      </w:r>
+      <w:proofErr w:type="gramStart"/>
+      <w:r>
+        <w:t>toBeEmpty</w:t>
+      </w:r>
+      <w:proofErr w:type="spellEnd"/>
+      <w:r>
+        <w:t>(</w:t>
+      </w:r>
+      <w:proofErr w:type="gramEnd"/>
+      <w:r>
+        <w:t>);</w:t>
+      </w:r>
+    </w:p>
+    <w:p>
+      <w:pPr>
+        <w:rPr>
+          <w:b/>
+          <w:bCs/>
+        </w:rPr>
+      </w:pPr>
+      <w:r>
+        <w:rPr>
+          <w:b/>
+          <w:bCs/>
+        </w:rPr>
+        <w:t>// Element has attribute</w:t>
+      </w:r>
+    </w:p>
+    <w:p>
+      <w:pPr>
+        <w:rPr>
+          <w:b/>
+          <w:bCs/>
+        </w:rPr>
+      </w:pPr>
+      <w:r>
+        <w:rPr>
+          <w:b/>
+          <w:bCs/>
+        </w:rPr>
+        <w:t>7. expect(locator</w:t>
+      </w:r>
+      <w:proofErr w:type="gramStart"/>
+      <w:r>
+        <w:rPr>
+          <w:b/>
+          <w:bCs/>
+        </w:rPr>
+        <w:t>).</w:t>
+      </w:r>
+      <w:proofErr w:type="spellStart"/>
+      <w:r>
+        <w:rPr>
+          <w:b/>
+          <w:bCs/>
+        </w:rPr>
+        <w:t>toHaveAttribute</w:t>
+      </w:r>
+      <w:proofErr w:type="spellEnd"/>
+      <w:proofErr w:type="gramEnd"/>
+      <w:r>
+        <w:rPr>
+          <w:b/>
+          <w:bCs/>
+        </w:rPr>
+        <w:t>()</w:t>
+      </w:r>
+    </w:p>
+    <w:p>
+      <w:r>
         <w:t xml:space="preserve">const </w:t>
       </w:r>
       <w:proofErr w:type="spellStart"/>
       <w:r>
-        <w:t>logoElement</w:t>
+        <w:t>regButton</w:t>
       </w:r>
       <w:proofErr w:type="spellEnd"/>
       <w:r>
@@ -1252,15 +2015,209 @@
       <w:proofErr w:type="spellEnd"/>
       <w:proofErr w:type="gramEnd"/>
       <w:r>
+        <w:t>('#register-button');</w:t>
+      </w:r>
+    </w:p>
+    <w:p>
+      <w:r>
+        <w:t>await expect(</w:t>
+      </w:r>
+      <w:proofErr w:type="spellStart"/>
+      <w:r>
+        <w:t>regButton</w:t>
+      </w:r>
+      <w:proofErr w:type="spellEnd"/>
+      <w:proofErr w:type="gramStart"/>
+      <w:r>
+        <w:t>).</w:t>
+      </w:r>
+      <w:proofErr w:type="spellStart"/>
+      <w:r>
+        <w:t>toHaveAttribute</w:t>
+      </w:r>
+      <w:proofErr w:type="spellEnd"/>
+      <w:proofErr w:type="gramEnd"/>
+      <w:r>
+        <w:t>('type', 'submit'</w:t>
+      </w:r>
+      <w:proofErr w:type="gramStart"/>
+      <w:r>
+        <w:t xml:space="preserve">);   </w:t>
+      </w:r>
+      <w:proofErr w:type="gramEnd"/>
+      <w:r>
+        <w:t xml:space="preserve"> // default value of type attribute is 'submit'</w:t>
+      </w:r>
+    </w:p>
+    <w:p>
+      <w:pPr>
+        <w:rPr>
+          <w:b/>
+          <w:bCs/>
+        </w:rPr>
+      </w:pPr>
+      <w:r>
+        <w:rPr>
+          <w:b/>
+          <w:bCs/>
+        </w:rPr>
+        <w:t>// Element has class</w:t>
+      </w:r>
+    </w:p>
+    <w:p>
+      <w:pPr>
+        <w:rPr>
+          <w:b/>
+          <w:bCs/>
+        </w:rPr>
+      </w:pPr>
+      <w:r>
+        <w:rPr>
+          <w:b/>
+          <w:bCs/>
+        </w:rPr>
+        <w:t>8. expect(locator</w:t>
+      </w:r>
+      <w:proofErr w:type="gramStart"/>
+      <w:r>
+        <w:rPr>
+          <w:b/>
+          <w:bCs/>
+        </w:rPr>
+        <w:t>).</w:t>
+      </w:r>
+      <w:proofErr w:type="spellStart"/>
+      <w:r>
+        <w:rPr>
+          <w:b/>
+          <w:bCs/>
+        </w:rPr>
+        <w:t>toHaveClass</w:t>
+      </w:r>
+      <w:proofErr w:type="spellEnd"/>
+      <w:proofErr w:type="gramEnd"/>
+      <w:r>
+        <w:rPr>
+          <w:b/>
+          <w:bCs/>
+        </w:rPr>
+        <w:t>()</w:t>
+      </w:r>
+    </w:p>
+    <w:p>
+      <w:r>
+        <w:t>await expect(</w:t>
+      </w:r>
+      <w:proofErr w:type="spellStart"/>
+      <w:r>
+        <w:t>regButton</w:t>
+      </w:r>
+      <w:proofErr w:type="spellEnd"/>
+      <w:proofErr w:type="gramStart"/>
+      <w:r>
+        <w:t>).</w:t>
+      </w:r>
+      <w:proofErr w:type="spellStart"/>
+      <w:r>
+        <w:t>toHaveClass</w:t>
+      </w:r>
+      <w:proofErr w:type="spellEnd"/>
+      <w:proofErr w:type="gramEnd"/>
+      <w:r>
+        <w:t>('button-1 register-next-step-button');</w:t>
+      </w:r>
+    </w:p>
+    <w:p>
+      <w:pPr>
+        <w:rPr>
+          <w:b/>
+          <w:bCs/>
+        </w:rPr>
+      </w:pPr>
+      <w:r>
+        <w:rPr>
+          <w:b/>
+          <w:bCs/>
+        </w:rPr>
+        <w:t>// Element matches text</w:t>
+      </w:r>
+      <w:r>
+        <w:rPr>
+          <w:b/>
+          <w:bCs/>
+        </w:rPr>
+        <w:t xml:space="preserve"> (EXACT MATCH)</w:t>
+      </w:r>
+    </w:p>
+    <w:p>
+      <w:pPr>
+        <w:rPr>
+          <w:b/>
+          <w:bCs/>
+        </w:rPr>
+      </w:pPr>
+      <w:r>
+        <w:rPr>
+          <w:b/>
+          <w:bCs/>
+        </w:rPr>
+        <w:t>9. expect(locator</w:t>
+      </w:r>
+      <w:proofErr w:type="gramStart"/>
+      <w:r>
+        <w:rPr>
+          <w:b/>
+          <w:bCs/>
+        </w:rPr>
+        <w:t>).</w:t>
+      </w:r>
+      <w:proofErr w:type="spellStart"/>
+      <w:r>
+        <w:rPr>
+          <w:b/>
+          <w:bCs/>
+        </w:rPr>
+        <w:t>toHaveText</w:t>
+      </w:r>
+      <w:proofErr w:type="spellEnd"/>
+      <w:proofErr w:type="gramEnd"/>
+      <w:r>
+        <w:rPr>
+          <w:b/>
+          <w:bCs/>
+        </w:rPr>
+        <w:t>()</w:t>
+      </w:r>
+    </w:p>
+    <w:p>
+      <w:r>
+        <w:t xml:space="preserve">const </w:t>
+      </w:r>
+      <w:proofErr w:type="spellStart"/>
+      <w:r>
+        <w:t>registerHeader</w:t>
+      </w:r>
+      <w:proofErr w:type="spellEnd"/>
+      <w:r>
+        <w:t xml:space="preserve"> = await </w:t>
+      </w:r>
+      <w:proofErr w:type="spellStart"/>
+      <w:proofErr w:type="gramStart"/>
+      <w:r>
+        <w:t>page.locator</w:t>
+      </w:r>
+      <w:proofErr w:type="spellEnd"/>
+      <w:proofErr w:type="gramEnd"/>
+      <w:r>
         <w:t>(</w:t>
       </w:r>
       <w:proofErr w:type="gramStart"/>
       <w:r>
-        <w:t>'.header</w:t>
-      </w:r>
-      <w:proofErr w:type="gramEnd"/>
-      <w:r>
-        <w:t>-logo');</w:t>
+        <w:t>'.page</w:t>
+      </w:r>
+      <w:proofErr w:type="gramEnd"/>
+      <w:r>
+        <w:t>-title h1');</w:t>
       </w:r>
     </w:p>
     <w:p>
@@ -1269,7 +2226,7 @@
       </w:r>
       <w:proofErr w:type="spellStart"/>
       <w:r>
-        <w:t>logoElement</w:t>
+        <w:t>registerHeader</w:t>
       </w:r>
       <w:proofErr w:type="spellEnd"/>
       <w:proofErr w:type="gramStart"/>
@@ -1278,58 +2235,102 @@
       </w:r>
       <w:proofErr w:type="spellStart"/>
       <w:r>
-        <w:t>toBeVisible</w:t>
-      </w:r>
-      <w:proofErr w:type="spellEnd"/>
-      <w:proofErr w:type="gramEnd"/>
-      <w:r>
-        <w:t>();</w:t>
-      </w:r>
-    </w:p>
-    <w:p>
-      <w:pPr>
-        <w:rPr>
-          <w:b/>
-          <w:bCs/>
-        </w:rPr>
-      </w:pPr>
-      <w:r>
-        <w:rPr>
-          <w:b/>
-          <w:bCs/>
-        </w:rPr>
-        <w:t>// Element is enabled</w:t>
-      </w:r>
-    </w:p>
-    <w:p>
-      <w:pPr>
-        <w:rPr>
-          <w:b/>
-          <w:bCs/>
-        </w:rPr>
-      </w:pPr>
-      <w:r>
-        <w:rPr>
-          <w:b/>
-          <w:bCs/>
-        </w:rPr>
-        <w:t>4. expect(locator</w:t>
-      </w:r>
-      <w:proofErr w:type="gramStart"/>
-      <w:r>
-        <w:rPr>
-          <w:b/>
-          <w:bCs/>
-        </w:rPr>
+        <w:t>toHaveText</w:t>
+      </w:r>
+      <w:proofErr w:type="spellEnd"/>
+      <w:proofErr w:type="gramEnd"/>
+      <w:r>
+        <w:t>('Register');</w:t>
+      </w:r>
+    </w:p>
+    <w:p>
+      <w:r>
+        <w:t xml:space="preserve">await </w:t>
+      </w:r>
+      <w:proofErr w:type="gramStart"/>
+      <w:r>
+        <w:t>expect(</w:t>
+      </w:r>
+      <w:proofErr w:type="gramEnd"/>
+      <w:r>
+        <w:t xml:space="preserve">await </w:t>
+      </w:r>
+      <w:proofErr w:type="spellStart"/>
+      <w:proofErr w:type="gramStart"/>
+      <w:r>
+        <w:t>page.locator</w:t>
+      </w:r>
+      <w:proofErr w:type="spellEnd"/>
+      <w:proofErr w:type="gramEnd"/>
+      <w:r>
+        <w:t>(</w:t>
+      </w:r>
+      <w:proofErr w:type="gramStart"/>
+      <w:r>
+        <w:t>'.page</w:t>
+      </w:r>
+      <w:proofErr w:type="gramEnd"/>
+      <w:r>
+        <w:t>-title h1')</w:t>
+      </w:r>
+      <w:proofErr w:type="gramStart"/>
+      <w:r>
         <w:t>).</w:t>
       </w:r>
       <w:proofErr w:type="spellStart"/>
       <w:r>
-        <w:rPr>
-          <w:b/>
-          <w:bCs/>
-        </w:rPr>
-        <w:t>toBeEnabled</w:t>
+        <w:t>toHaveText</w:t>
+      </w:r>
+      <w:proofErr w:type="spellEnd"/>
+      <w:proofErr w:type="gramEnd"/>
+      <w:r>
+        <w:t>('Register'); // Another way</w:t>
+      </w:r>
+    </w:p>
+    <w:p>
+      <w:pPr>
+        <w:rPr>
+          <w:b/>
+          <w:bCs/>
+        </w:rPr>
+      </w:pPr>
+      <w:r>
+        <w:rPr>
+          <w:b/>
+          <w:bCs/>
+        </w:rPr>
+        <w:t>// Element contains text (PARTIAL MATCH)</w:t>
+      </w:r>
+    </w:p>
+    <w:p>
+      <w:pPr>
+        <w:rPr>
+          <w:b/>
+          <w:bCs/>
+        </w:rPr>
+      </w:pPr>
+      <w:r>
+        <w:rPr>
+          <w:b/>
+          <w:bCs/>
+        </w:rPr>
+        <w:t>10. expect(locator</w:t>
+      </w:r>
+      <w:proofErr w:type="gramStart"/>
+      <w:r>
+        <w:rPr>
+          <w:b/>
+          <w:bCs/>
+        </w:rPr>
+        <w:t>).</w:t>
+      </w:r>
+      <w:proofErr w:type="spellStart"/>
+      <w:r>
+        <w:rPr>
+          <w:b/>
+          <w:bCs/>
+        </w:rPr>
+        <w:t>toContainText</w:t>
       </w:r>
       <w:proofErr w:type="spellEnd"/>
       <w:proofErr w:type="gramEnd"/>
@@ -1343,15 +2344,15 @@
     </w:p>
     <w:p>
       <w:r>
-        <w:t xml:space="preserve">const </w:t>
-      </w:r>
-      <w:proofErr w:type="spellStart"/>
-      <w:r>
-        <w:t>searchStoreBox</w:t>
-      </w:r>
-      <w:proofErr w:type="spellEnd"/>
-      <w:r>
-        <w:t xml:space="preserve"> = await </w:t>
+        <w:t xml:space="preserve">await </w:t>
+      </w:r>
+      <w:proofErr w:type="gramStart"/>
+      <w:r>
+        <w:t>expect(</w:t>
+      </w:r>
+      <w:proofErr w:type="gramEnd"/>
+      <w:r>
+        <w:t xml:space="preserve">await </w:t>
       </w:r>
       <w:proofErr w:type="spellStart"/>
       <w:proofErr w:type="gramStart"/>
@@ -1361,15 +2362,106 @@
       <w:proofErr w:type="spellEnd"/>
       <w:proofErr w:type="gramEnd"/>
       <w:r>
-        <w:t>("#small-</w:t>
-      </w:r>
-      <w:proofErr w:type="spellStart"/>
-      <w:r>
-        <w:t>searchterms</w:t>
-      </w:r>
-      <w:proofErr w:type="spellEnd"/>
-      <w:r>
-        <w:t>");</w:t>
+        <w:t>(</w:t>
+      </w:r>
+      <w:proofErr w:type="gramStart"/>
+      <w:r>
+        <w:t>'.page</w:t>
+      </w:r>
+      <w:proofErr w:type="gramEnd"/>
+      <w:r>
+        <w:t>-title h1')</w:t>
+      </w:r>
+      <w:proofErr w:type="gramStart"/>
+      <w:r>
+        <w:t>).</w:t>
+      </w:r>
+      <w:proofErr w:type="spellStart"/>
+      <w:r>
+        <w:t>toContainText</w:t>
+      </w:r>
+      <w:proofErr w:type="spellEnd"/>
+      <w:proofErr w:type="gramEnd"/>
+      <w:r>
+        <w:t>('Reg');</w:t>
+      </w:r>
+    </w:p>
+    <w:p>
+      <w:pPr>
+        <w:rPr>
+          <w:b/>
+          <w:bCs/>
+        </w:rPr>
+      </w:pPr>
+      <w:r>
+        <w:rPr>
+          <w:b/>
+          <w:bCs/>
+        </w:rPr>
+        <w:t>// Input has a value</w:t>
+      </w:r>
+    </w:p>
+    <w:p>
+      <w:pPr>
+        <w:rPr>
+          <w:b/>
+          <w:bCs/>
+        </w:rPr>
+      </w:pPr>
+      <w:r>
+        <w:rPr>
+          <w:b/>
+          <w:bCs/>
+        </w:rPr>
+        <w:t>11. expect(locator</w:t>
+      </w:r>
+      <w:proofErr w:type="gramStart"/>
+      <w:r>
+        <w:rPr>
+          <w:b/>
+          <w:bCs/>
+        </w:rPr>
+        <w:t>).</w:t>
+      </w:r>
+      <w:proofErr w:type="spellStart"/>
+      <w:r>
+        <w:rPr>
+          <w:b/>
+          <w:bCs/>
+        </w:rPr>
+        <w:t>toHaveValue</w:t>
+      </w:r>
+      <w:proofErr w:type="spellEnd"/>
+      <w:proofErr w:type="gramEnd"/>
+      <w:r>
+        <w:rPr>
+          <w:b/>
+          <w:bCs/>
+        </w:rPr>
+        <w:t>()</w:t>
+      </w:r>
+    </w:p>
+    <w:p>
+      <w:r>
+        <w:t xml:space="preserve">await </w:t>
+      </w:r>
+      <w:proofErr w:type="spellStart"/>
+      <w:proofErr w:type="gramStart"/>
+      <w:r>
+        <w:t>page.locator</w:t>
+      </w:r>
+      <w:proofErr w:type="spellEnd"/>
+      <w:proofErr w:type="gramEnd"/>
+      <w:r>
+        <w:t>('#Email'</w:t>
+      </w:r>
+      <w:proofErr w:type="gramStart"/>
+      <w:r>
+        <w:t>).fill</w:t>
+      </w:r>
+      <w:proofErr w:type="gramEnd"/>
+      <w:r>
+        <w:t>('test@example.com');</w:t>
       </w:r>
     </w:p>
     <w:p>
@@ -1377,521 +2469,55 @@
         <w:t>await expect(</w:t>
       </w:r>
       <w:proofErr w:type="spellStart"/>
-      <w:r>
-        <w:t>searchStoreBox</w:t>
-      </w:r>
-      <w:proofErr w:type="spellEnd"/>
+      <w:proofErr w:type="gramStart"/>
+      <w:r>
+        <w:t>page.locator</w:t>
+      </w:r>
+      <w:proofErr w:type="spellEnd"/>
+      <w:proofErr w:type="gramEnd"/>
+      <w:r>
+        <w:t>('#Email')</w:t>
+      </w:r>
       <w:proofErr w:type="gramStart"/>
       <w:r>
         <w:t>).</w:t>
       </w:r>
       <w:proofErr w:type="spellStart"/>
       <w:r>
-        <w:t>toBeEnabled</w:t>
-      </w:r>
-      <w:proofErr w:type="spellEnd"/>
-      <w:proofErr w:type="gramEnd"/>
-      <w:r>
-        <w:t>();</w:t>
-      </w:r>
-    </w:p>
-    <w:p>
-      <w:pPr>
-        <w:rPr>
-          <w:b/>
-          <w:bCs/>
-        </w:rPr>
-      </w:pPr>
-      <w:r>
-        <w:rPr>
-          <w:b/>
-          <w:bCs/>
-        </w:rPr>
-        <w:t>// Radio/Checkbox is checked</w:t>
-      </w:r>
-    </w:p>
-    <w:p>
-      <w:pPr>
-        <w:rPr>
-          <w:b/>
-          <w:bCs/>
-        </w:rPr>
-      </w:pPr>
-      <w:r>
-        <w:rPr>
-          <w:b/>
-          <w:bCs/>
-        </w:rPr>
-        <w:t xml:space="preserve"> 5. expect(locator</w:t>
-      </w:r>
-      <w:proofErr w:type="gramStart"/>
-      <w:r>
-        <w:rPr>
-          <w:b/>
-          <w:bCs/>
-        </w:rPr>
+        <w:t>toHaveValue</w:t>
+      </w:r>
+      <w:proofErr w:type="spellEnd"/>
+      <w:proofErr w:type="gramEnd"/>
+      <w:r>
+        <w:t>('test@example.com'); // exact match</w:t>
+      </w:r>
+    </w:p>
+    <w:p>
+      <w:r>
+        <w:t>await expect(</w:t>
+      </w:r>
+      <w:proofErr w:type="spellStart"/>
+      <w:proofErr w:type="gramStart"/>
+      <w:r>
+        <w:t>page.locator</w:t>
+      </w:r>
+      <w:proofErr w:type="spellEnd"/>
+      <w:proofErr w:type="gramEnd"/>
+      <w:r>
+        <w:t>('#Email')</w:t>
+      </w:r>
+      <w:proofErr w:type="gramStart"/>
+      <w:r>
         <w:t>).</w:t>
       </w:r>
       <w:proofErr w:type="spellStart"/>
       <w:r>
-        <w:rPr>
-          <w:b/>
-          <w:bCs/>
-        </w:rPr>
-        <w:t>toBeChecked</w:t>
-      </w:r>
-      <w:proofErr w:type="spellEnd"/>
-      <w:proofErr w:type="gramEnd"/>
-      <w:r>
-        <w:rPr>
-          <w:b/>
-          <w:bCs/>
-        </w:rPr>
-        <w:t>()</w:t>
-      </w:r>
-    </w:p>
-    <w:p>
-      <w:r>
-        <w:t xml:space="preserve"> const </w:t>
-      </w:r>
-      <w:proofErr w:type="spellStart"/>
-      <w:r>
-        <w:t>maleGenderRadioButton</w:t>
-      </w:r>
-      <w:proofErr w:type="spellEnd"/>
-      <w:r>
-        <w:t xml:space="preserve"> = await </w:t>
-      </w:r>
-      <w:proofErr w:type="spellStart"/>
-      <w:proofErr w:type="gramStart"/>
-      <w:r>
-        <w:t>page.locator</w:t>
-      </w:r>
-      <w:proofErr w:type="spellEnd"/>
-      <w:proofErr w:type="gramEnd"/>
-      <w:r>
-        <w:t>('#gender-male');</w:t>
-      </w:r>
-    </w:p>
-    <w:p>
-      <w:r>
-        <w:t xml:space="preserve"> await </w:t>
-      </w:r>
-      <w:proofErr w:type="spellStart"/>
-      <w:r>
-        <w:t>maleGenderRadioButton.check</w:t>
-      </w:r>
-      <w:proofErr w:type="spellEnd"/>
-      <w:r>
-        <w:t>();</w:t>
-      </w:r>
-    </w:p>
-    <w:p>
-      <w:r>
-        <w:t xml:space="preserve"> await expect(</w:t>
-      </w:r>
-      <w:proofErr w:type="spellStart"/>
-      <w:r>
-        <w:t>maleGenderRadioButton</w:t>
-      </w:r>
-      <w:proofErr w:type="spellEnd"/>
-      <w:proofErr w:type="gramStart"/>
-      <w:r>
-        <w:t>).</w:t>
-      </w:r>
-      <w:proofErr w:type="spellStart"/>
-      <w:r>
-        <w:t>toBeChecked</w:t>
-      </w:r>
-      <w:proofErr w:type="spellEnd"/>
-      <w:proofErr w:type="gramEnd"/>
-      <w:r>
-        <w:t>();</w:t>
-      </w:r>
-    </w:p>
-    <w:p>
-      <w:r>
-        <w:t xml:space="preserve"> const </w:t>
-      </w:r>
-      <w:proofErr w:type="spellStart"/>
-      <w:r>
-        <w:t>femaleGenderRadioButton</w:t>
-      </w:r>
-      <w:proofErr w:type="spellEnd"/>
-      <w:r>
-        <w:t xml:space="preserve"> = await </w:t>
-      </w:r>
-      <w:proofErr w:type="spellStart"/>
-      <w:proofErr w:type="gramStart"/>
-      <w:r>
-        <w:t>page.locator</w:t>
-      </w:r>
-      <w:proofErr w:type="spellEnd"/>
-      <w:proofErr w:type="gramEnd"/>
-      <w:r>
-        <w:t>('#gender-female');</w:t>
-      </w:r>
-    </w:p>
-    <w:p>
-      <w:r>
-        <w:t xml:space="preserve"> await expect(</w:t>
-      </w:r>
-      <w:proofErr w:type="spellStart"/>
-      <w:r>
-        <w:t>femaleGenderRadioButton</w:t>
-      </w:r>
-      <w:proofErr w:type="spellEnd"/>
-      <w:proofErr w:type="gramStart"/>
-      <w:r>
-        <w:t>).</w:t>
-      </w:r>
-      <w:proofErr w:type="spellStart"/>
-      <w:r>
-        <w:t>not</w:t>
-      </w:r>
-      <w:proofErr w:type="gramEnd"/>
-      <w:r>
-        <w:t>.</w:t>
-      </w:r>
-      <w:proofErr w:type="gramStart"/>
-      <w:r>
-        <w:t>toBeChecked</w:t>
-      </w:r>
-      <w:proofErr w:type="spellEnd"/>
-      <w:r>
-        <w:t>(</w:t>
-      </w:r>
-      <w:proofErr w:type="gramEnd"/>
-      <w:r>
-        <w:t>);</w:t>
-      </w:r>
-    </w:p>
-    <w:p>
-      <w:pPr>
-        <w:rPr>
-          <w:b/>
-          <w:bCs/>
-        </w:rPr>
-      </w:pPr>
-      <w:r>
-        <w:t xml:space="preserve"> </w:t>
-      </w:r>
-      <w:r>
-        <w:rPr>
-          <w:b/>
-          <w:bCs/>
-        </w:rPr>
-        <w:t>// Checkbox</w:t>
-      </w:r>
-      <w:r>
-        <w:rPr>
-          <w:b/>
-          <w:bCs/>
-        </w:rPr>
-        <w:t xml:space="preserve"> already checked</w:t>
-      </w:r>
-    </w:p>
-    <w:p>
-      <w:r>
-        <w:t xml:space="preserve">const </w:t>
-      </w:r>
-      <w:proofErr w:type="spellStart"/>
-      <w:r>
-        <w:t>newsletterCheckbox</w:t>
-      </w:r>
-      <w:proofErr w:type="spellEnd"/>
-      <w:r>
-        <w:t xml:space="preserve"> = await </w:t>
-      </w:r>
-      <w:proofErr w:type="spellStart"/>
-      <w:proofErr w:type="gramStart"/>
-      <w:r>
-        <w:t>page.locator</w:t>
-      </w:r>
-      <w:proofErr w:type="spellEnd"/>
-      <w:proofErr w:type="gramEnd"/>
-      <w:r>
-        <w:t>('#Newsletter');</w:t>
-      </w:r>
-    </w:p>
-    <w:p>
-      <w:r>
-        <w:t>await expect(</w:t>
-      </w:r>
-      <w:proofErr w:type="spellStart"/>
-      <w:r>
-        <w:t>newsletterCheckbox</w:t>
-      </w:r>
-      <w:proofErr w:type="spellEnd"/>
-      <w:proofErr w:type="gramStart"/>
-      <w:r>
-        <w:t>).</w:t>
-      </w:r>
-      <w:proofErr w:type="spellStart"/>
-      <w:r>
-        <w:t>toBeChecked</w:t>
-      </w:r>
-      <w:proofErr w:type="spellEnd"/>
-      <w:proofErr w:type="gramEnd"/>
-      <w:r>
-        <w:t>();</w:t>
-      </w:r>
-    </w:p>
-    <w:p>
-      <w:pPr>
-        <w:rPr>
-          <w:b/>
-          <w:bCs/>
-        </w:rPr>
-      </w:pPr>
-      <w:r>
-        <w:rPr>
-          <w:b/>
-          <w:bCs/>
-        </w:rPr>
-        <w:t>// Text box is empty or has some value</w:t>
-      </w:r>
-    </w:p>
-    <w:p>
-      <w:pPr>
-        <w:rPr>
-          <w:b/>
-          <w:bCs/>
-        </w:rPr>
-      </w:pPr>
-      <w:r>
-        <w:rPr>
-          <w:b/>
-          <w:bCs/>
-        </w:rPr>
-        <w:t>6. expect(locator</w:t>
-      </w:r>
-      <w:proofErr w:type="gramStart"/>
-      <w:r>
-        <w:rPr>
-          <w:b/>
-          <w:bCs/>
-        </w:rPr>
-        <w:t>).</w:t>
-      </w:r>
-      <w:proofErr w:type="spellStart"/>
-      <w:r>
-        <w:rPr>
-          <w:b/>
-          <w:bCs/>
-        </w:rPr>
-        <w:t>toBeEmpty</w:t>
-      </w:r>
-      <w:proofErr w:type="spellEnd"/>
-      <w:proofErr w:type="gramEnd"/>
-      <w:r>
-        <w:rPr>
-          <w:b/>
-          <w:bCs/>
-        </w:rPr>
-        <w:t>()</w:t>
-      </w:r>
-    </w:p>
-    <w:p>
-      <w:r>
-        <w:t xml:space="preserve">const </w:t>
-      </w:r>
-      <w:proofErr w:type="spellStart"/>
-      <w:r>
-        <w:t>firstNameTextBox</w:t>
-      </w:r>
-      <w:proofErr w:type="spellEnd"/>
-      <w:r>
-        <w:t xml:space="preserve"> = await </w:t>
-      </w:r>
-      <w:proofErr w:type="spellStart"/>
-      <w:proofErr w:type="gramStart"/>
-      <w:r>
-        <w:t>page.locator</w:t>
-      </w:r>
-      <w:proofErr w:type="spellEnd"/>
-      <w:proofErr w:type="gramEnd"/>
-      <w:r>
-        <w:t>('#FirstName');</w:t>
-      </w:r>
-    </w:p>
-    <w:p>
-      <w:r>
-        <w:t>await expect(</w:t>
-      </w:r>
-      <w:proofErr w:type="spellStart"/>
-      <w:r>
-        <w:t>firstNameTextBox</w:t>
-      </w:r>
-      <w:proofErr w:type="spellEnd"/>
-      <w:proofErr w:type="gramStart"/>
-      <w:r>
-        <w:t>).</w:t>
-      </w:r>
-      <w:proofErr w:type="spellStart"/>
-      <w:r>
-        <w:t>toBeEmpty</w:t>
-      </w:r>
-      <w:proofErr w:type="spellEnd"/>
-      <w:proofErr w:type="gramEnd"/>
-      <w:r>
-        <w:t>();</w:t>
-      </w:r>
-    </w:p>
-    <w:p>
-      <w:r>
-        <w:t xml:space="preserve">await </w:t>
-      </w:r>
-      <w:proofErr w:type="spellStart"/>
-      <w:r>
-        <w:t>firstNameTextBox.fill</w:t>
-      </w:r>
-      <w:proofErr w:type="spellEnd"/>
-      <w:r>
-        <w:t>('Pavan');</w:t>
-      </w:r>
-    </w:p>
-    <w:p>
-      <w:r>
-        <w:t>await expect(</w:t>
-      </w:r>
-      <w:proofErr w:type="spellStart"/>
-      <w:r>
-        <w:t>firstNameTextBox</w:t>
-      </w:r>
-      <w:proofErr w:type="spellEnd"/>
-      <w:proofErr w:type="gramStart"/>
-      <w:r>
-        <w:t>).</w:t>
-      </w:r>
-      <w:proofErr w:type="spellStart"/>
-      <w:r>
-        <w:t>not</w:t>
-      </w:r>
-      <w:proofErr w:type="gramEnd"/>
-      <w:r>
-        <w:t>.</w:t>
-      </w:r>
-      <w:proofErr w:type="gramStart"/>
-      <w:r>
-        <w:t>toBeEmpty</w:t>
-      </w:r>
-      <w:proofErr w:type="spellEnd"/>
-      <w:r>
-        <w:t>(</w:t>
-      </w:r>
-      <w:proofErr w:type="gramEnd"/>
-      <w:r>
-        <w:t>);</w:t>
-      </w:r>
-    </w:p>
-    <w:p>
-      <w:pPr>
-        <w:rPr>
-          <w:b/>
-          <w:bCs/>
-        </w:rPr>
-      </w:pPr>
-      <w:r>
-        <w:rPr>
-          <w:b/>
-          <w:bCs/>
-        </w:rPr>
-        <w:t>// Element has attribute</w:t>
-      </w:r>
-    </w:p>
-    <w:p>
-      <w:pPr>
-        <w:rPr>
-          <w:b/>
-          <w:bCs/>
-        </w:rPr>
-      </w:pPr>
-      <w:r>
-        <w:rPr>
-          <w:b/>
-          <w:bCs/>
-        </w:rPr>
-        <w:t>7. expect(locator</w:t>
-      </w:r>
-      <w:proofErr w:type="gramStart"/>
-      <w:r>
-        <w:rPr>
-          <w:b/>
-          <w:bCs/>
-        </w:rPr>
-        <w:t>).</w:t>
-      </w:r>
-      <w:proofErr w:type="spellStart"/>
-      <w:r>
-        <w:rPr>
-          <w:b/>
-          <w:bCs/>
-        </w:rPr>
-        <w:t>toHaveAttribute</w:t>
-      </w:r>
-      <w:proofErr w:type="spellEnd"/>
-      <w:proofErr w:type="gramEnd"/>
-      <w:r>
-        <w:rPr>
-          <w:b/>
-          <w:bCs/>
-        </w:rPr>
-        <w:t>()</w:t>
-      </w:r>
-    </w:p>
-    <w:p>
-      <w:r>
-        <w:t xml:space="preserve">const </w:t>
-      </w:r>
-      <w:proofErr w:type="spellStart"/>
-      <w:r>
-        <w:t>regButton</w:t>
-      </w:r>
-      <w:proofErr w:type="spellEnd"/>
-      <w:r>
-        <w:t xml:space="preserve"> = await </w:t>
-      </w:r>
-      <w:proofErr w:type="spellStart"/>
-      <w:proofErr w:type="gramStart"/>
-      <w:r>
-        <w:t>page.locator</w:t>
-      </w:r>
-      <w:proofErr w:type="spellEnd"/>
-      <w:proofErr w:type="gramEnd"/>
-      <w:r>
-        <w:t>('#register-button');</w:t>
-      </w:r>
-    </w:p>
-    <w:p>
-      <w:r>
-        <w:t>await expect(</w:t>
-      </w:r>
-      <w:proofErr w:type="spellStart"/>
-      <w:r>
-        <w:t>regButton</w:t>
-      </w:r>
-      <w:proofErr w:type="spellEnd"/>
-      <w:proofErr w:type="gramStart"/>
-      <w:r>
-        <w:t>).</w:t>
-      </w:r>
-      <w:proofErr w:type="spellStart"/>
-      <w:r>
-        <w:t>toHaveAttribute</w:t>
-      </w:r>
-      <w:proofErr w:type="spellEnd"/>
-      <w:proofErr w:type="gramEnd"/>
-      <w:r>
-        <w:t>('type', 'submit'</w:t>
-      </w:r>
-      <w:proofErr w:type="gramStart"/>
-      <w:r>
-        <w:t xml:space="preserve">);   </w:t>
-      </w:r>
-      <w:proofErr w:type="gramEnd"/>
-      <w:r>
-        <w:t xml:space="preserve"> // default value of type attribute is 'submit'</w:t>
+        <w:t>toHaveValue</w:t>
+      </w:r>
+      <w:proofErr w:type="spellEnd"/>
+      <w:proofErr w:type="gramEnd"/>
+      <w:r>
+        <w:t>(/test/); // partial match using regex</w:t>
       </w:r>
     </w:p>
     <w:p>
@@ -1907,477 +2533,6 @@
           <w:bCs/>
         </w:rPr>
         <w:lastRenderedPageBreak/>
-        <w:t>// Element has class</w:t>
-      </w:r>
-    </w:p>
-    <w:p>
-      <w:pPr>
-        <w:rPr>
-          <w:b/>
-          <w:bCs/>
-        </w:rPr>
-      </w:pPr>
-      <w:r>
-        <w:rPr>
-          <w:b/>
-          <w:bCs/>
-        </w:rPr>
-        <w:t>8. expect(locator</w:t>
-      </w:r>
-      <w:proofErr w:type="gramStart"/>
-      <w:r>
-        <w:rPr>
-          <w:b/>
-          <w:bCs/>
-        </w:rPr>
-        <w:t>).</w:t>
-      </w:r>
-      <w:proofErr w:type="spellStart"/>
-      <w:r>
-        <w:rPr>
-          <w:b/>
-          <w:bCs/>
-        </w:rPr>
-        <w:t>toHaveClass</w:t>
-      </w:r>
-      <w:proofErr w:type="spellEnd"/>
-      <w:proofErr w:type="gramEnd"/>
-      <w:r>
-        <w:rPr>
-          <w:b/>
-          <w:bCs/>
-        </w:rPr>
-        <w:t>()</w:t>
-      </w:r>
-    </w:p>
-    <w:p>
-      <w:r>
-        <w:t>await expect(</w:t>
-      </w:r>
-      <w:proofErr w:type="spellStart"/>
-      <w:r>
-        <w:t>regButton</w:t>
-      </w:r>
-      <w:proofErr w:type="spellEnd"/>
-      <w:proofErr w:type="gramStart"/>
-      <w:r>
-        <w:t>).</w:t>
-      </w:r>
-      <w:proofErr w:type="spellStart"/>
-      <w:r>
-        <w:t>toHaveClass</w:t>
-      </w:r>
-      <w:proofErr w:type="spellEnd"/>
-      <w:proofErr w:type="gramEnd"/>
-      <w:r>
-        <w:t>('button-1 register-next-step-button');</w:t>
-      </w:r>
-    </w:p>
-    <w:p>
-      <w:pPr>
-        <w:rPr>
-          <w:b/>
-          <w:bCs/>
-        </w:rPr>
-      </w:pPr>
-      <w:r>
-        <w:rPr>
-          <w:b/>
-          <w:bCs/>
-        </w:rPr>
-        <w:t>// Element matches text</w:t>
-      </w:r>
-      <w:r>
-        <w:rPr>
-          <w:b/>
-          <w:bCs/>
-        </w:rPr>
-        <w:t xml:space="preserve"> (EXACT MATCH)</w:t>
-      </w:r>
-    </w:p>
-    <w:p>
-      <w:pPr>
-        <w:rPr>
-          <w:b/>
-          <w:bCs/>
-        </w:rPr>
-      </w:pPr>
-      <w:r>
-        <w:rPr>
-          <w:b/>
-          <w:bCs/>
-        </w:rPr>
-        <w:t>9. expect(locator</w:t>
-      </w:r>
-      <w:proofErr w:type="gramStart"/>
-      <w:r>
-        <w:rPr>
-          <w:b/>
-          <w:bCs/>
-        </w:rPr>
-        <w:t>).</w:t>
-      </w:r>
-      <w:proofErr w:type="spellStart"/>
-      <w:r>
-        <w:rPr>
-          <w:b/>
-          <w:bCs/>
-        </w:rPr>
-        <w:t>toHaveText</w:t>
-      </w:r>
-      <w:proofErr w:type="spellEnd"/>
-      <w:proofErr w:type="gramEnd"/>
-      <w:r>
-        <w:rPr>
-          <w:b/>
-          <w:bCs/>
-        </w:rPr>
-        <w:t>()</w:t>
-      </w:r>
-    </w:p>
-    <w:p>
-      <w:r>
-        <w:t xml:space="preserve">const </w:t>
-      </w:r>
-      <w:proofErr w:type="spellStart"/>
-      <w:r>
-        <w:t>registerHeader</w:t>
-      </w:r>
-      <w:proofErr w:type="spellEnd"/>
-      <w:r>
-        <w:t xml:space="preserve"> = await </w:t>
-      </w:r>
-      <w:proofErr w:type="spellStart"/>
-      <w:proofErr w:type="gramStart"/>
-      <w:r>
-        <w:t>page.locator</w:t>
-      </w:r>
-      <w:proofErr w:type="spellEnd"/>
-      <w:proofErr w:type="gramEnd"/>
-      <w:r>
-        <w:t>(</w:t>
-      </w:r>
-      <w:proofErr w:type="gramStart"/>
-      <w:r>
-        <w:t>'.page</w:t>
-      </w:r>
-      <w:proofErr w:type="gramEnd"/>
-      <w:r>
-        <w:t>-title h1');</w:t>
-      </w:r>
-    </w:p>
-    <w:p>
-      <w:r>
-        <w:t>await expect(</w:t>
-      </w:r>
-      <w:proofErr w:type="spellStart"/>
-      <w:r>
-        <w:t>registerHeader</w:t>
-      </w:r>
-      <w:proofErr w:type="spellEnd"/>
-      <w:proofErr w:type="gramStart"/>
-      <w:r>
-        <w:t>).</w:t>
-      </w:r>
-      <w:proofErr w:type="spellStart"/>
-      <w:r>
-        <w:t>toHaveText</w:t>
-      </w:r>
-      <w:proofErr w:type="spellEnd"/>
-      <w:proofErr w:type="gramEnd"/>
-      <w:r>
-        <w:t>('Register');</w:t>
-      </w:r>
-    </w:p>
-    <w:p>
-      <w:r>
-        <w:t xml:space="preserve">await </w:t>
-      </w:r>
-      <w:proofErr w:type="gramStart"/>
-      <w:r>
-        <w:t>expect(</w:t>
-      </w:r>
-      <w:proofErr w:type="gramEnd"/>
-      <w:r>
-        <w:t xml:space="preserve">await </w:t>
-      </w:r>
-      <w:proofErr w:type="spellStart"/>
-      <w:proofErr w:type="gramStart"/>
-      <w:r>
-        <w:t>page.locator</w:t>
-      </w:r>
-      <w:proofErr w:type="spellEnd"/>
-      <w:proofErr w:type="gramEnd"/>
-      <w:r>
-        <w:t>(</w:t>
-      </w:r>
-      <w:proofErr w:type="gramStart"/>
-      <w:r>
-        <w:t>'.page</w:t>
-      </w:r>
-      <w:proofErr w:type="gramEnd"/>
-      <w:r>
-        <w:t>-title h1')</w:t>
-      </w:r>
-      <w:proofErr w:type="gramStart"/>
-      <w:r>
-        <w:t>).</w:t>
-      </w:r>
-      <w:proofErr w:type="spellStart"/>
-      <w:r>
-        <w:t>toHaveText</w:t>
-      </w:r>
-      <w:proofErr w:type="spellEnd"/>
-      <w:proofErr w:type="gramEnd"/>
-      <w:r>
-        <w:t>('Register'); // Another way</w:t>
-      </w:r>
-    </w:p>
-    <w:p>
-      <w:pPr>
-        <w:rPr>
-          <w:b/>
-          <w:bCs/>
-        </w:rPr>
-      </w:pPr>
-      <w:r>
-        <w:rPr>
-          <w:b/>
-          <w:bCs/>
-        </w:rPr>
-        <w:t>// Element contains text (PARTIAL MATCH)</w:t>
-      </w:r>
-    </w:p>
-    <w:p>
-      <w:pPr>
-        <w:rPr>
-          <w:b/>
-          <w:bCs/>
-        </w:rPr>
-      </w:pPr>
-      <w:r>
-        <w:rPr>
-          <w:b/>
-          <w:bCs/>
-        </w:rPr>
-        <w:t>10. expect(locator</w:t>
-      </w:r>
-      <w:proofErr w:type="gramStart"/>
-      <w:r>
-        <w:rPr>
-          <w:b/>
-          <w:bCs/>
-        </w:rPr>
-        <w:t>).</w:t>
-      </w:r>
-      <w:proofErr w:type="spellStart"/>
-      <w:r>
-        <w:rPr>
-          <w:b/>
-          <w:bCs/>
-        </w:rPr>
-        <w:t>toContainText</w:t>
-      </w:r>
-      <w:proofErr w:type="spellEnd"/>
-      <w:proofErr w:type="gramEnd"/>
-      <w:r>
-        <w:rPr>
-          <w:b/>
-          <w:bCs/>
-        </w:rPr>
-        <w:t>()</w:t>
-      </w:r>
-    </w:p>
-    <w:p>
-      <w:r>
-        <w:t xml:space="preserve">await </w:t>
-      </w:r>
-      <w:proofErr w:type="gramStart"/>
-      <w:r>
-        <w:t>expect(</w:t>
-      </w:r>
-      <w:proofErr w:type="gramEnd"/>
-      <w:r>
-        <w:t xml:space="preserve">await </w:t>
-      </w:r>
-      <w:proofErr w:type="spellStart"/>
-      <w:proofErr w:type="gramStart"/>
-      <w:r>
-        <w:t>page.locator</w:t>
-      </w:r>
-      <w:proofErr w:type="spellEnd"/>
-      <w:proofErr w:type="gramEnd"/>
-      <w:r>
-        <w:t>(</w:t>
-      </w:r>
-      <w:proofErr w:type="gramStart"/>
-      <w:r>
-        <w:t>'.page</w:t>
-      </w:r>
-      <w:proofErr w:type="gramEnd"/>
-      <w:r>
-        <w:t>-title h1')</w:t>
-      </w:r>
-      <w:proofErr w:type="gramStart"/>
-      <w:r>
-        <w:t>).</w:t>
-      </w:r>
-      <w:proofErr w:type="spellStart"/>
-      <w:r>
-        <w:t>toContainText</w:t>
-      </w:r>
-      <w:proofErr w:type="spellEnd"/>
-      <w:proofErr w:type="gramEnd"/>
-      <w:r>
-        <w:t>('Reg');</w:t>
-      </w:r>
-    </w:p>
-    <w:p>
-      <w:pPr>
-        <w:rPr>
-          <w:b/>
-          <w:bCs/>
-        </w:rPr>
-      </w:pPr>
-      <w:r>
-        <w:rPr>
-          <w:b/>
-          <w:bCs/>
-        </w:rPr>
-        <w:t>// Input has a value</w:t>
-      </w:r>
-    </w:p>
-    <w:p>
-      <w:pPr>
-        <w:rPr>
-          <w:b/>
-          <w:bCs/>
-        </w:rPr>
-      </w:pPr>
-      <w:r>
-        <w:rPr>
-          <w:b/>
-          <w:bCs/>
-        </w:rPr>
-        <w:t>11. expect(locator</w:t>
-      </w:r>
-      <w:proofErr w:type="gramStart"/>
-      <w:r>
-        <w:rPr>
-          <w:b/>
-          <w:bCs/>
-        </w:rPr>
-        <w:t>).</w:t>
-      </w:r>
-      <w:proofErr w:type="spellStart"/>
-      <w:r>
-        <w:rPr>
-          <w:b/>
-          <w:bCs/>
-        </w:rPr>
-        <w:t>toHaveValue</w:t>
-      </w:r>
-      <w:proofErr w:type="spellEnd"/>
-      <w:proofErr w:type="gramEnd"/>
-      <w:r>
-        <w:rPr>
-          <w:b/>
-          <w:bCs/>
-        </w:rPr>
-        <w:t>()</w:t>
-      </w:r>
-    </w:p>
-    <w:p>
-      <w:r>
-        <w:t xml:space="preserve">await </w:t>
-      </w:r>
-      <w:proofErr w:type="spellStart"/>
-      <w:proofErr w:type="gramStart"/>
-      <w:r>
-        <w:t>page.locator</w:t>
-      </w:r>
-      <w:proofErr w:type="spellEnd"/>
-      <w:proofErr w:type="gramEnd"/>
-      <w:r>
-        <w:t>('#Email'</w:t>
-      </w:r>
-      <w:proofErr w:type="gramStart"/>
-      <w:r>
-        <w:t>).fill</w:t>
-      </w:r>
-      <w:proofErr w:type="gramEnd"/>
-      <w:r>
-        <w:t>('test@example.com');</w:t>
-      </w:r>
-    </w:p>
-    <w:p>
-      <w:r>
-        <w:t>await expect(</w:t>
-      </w:r>
-      <w:proofErr w:type="spellStart"/>
-      <w:proofErr w:type="gramStart"/>
-      <w:r>
-        <w:t>page.locator</w:t>
-      </w:r>
-      <w:proofErr w:type="spellEnd"/>
-      <w:proofErr w:type="gramEnd"/>
-      <w:r>
-        <w:t>('#Email')</w:t>
-      </w:r>
-      <w:proofErr w:type="gramStart"/>
-      <w:r>
-        <w:t>).</w:t>
-      </w:r>
-      <w:proofErr w:type="spellStart"/>
-      <w:r>
-        <w:t>toHaveValue</w:t>
-      </w:r>
-      <w:proofErr w:type="spellEnd"/>
-      <w:proofErr w:type="gramEnd"/>
-      <w:r>
-        <w:t>('test@example.com'); // exact match</w:t>
-      </w:r>
-    </w:p>
-    <w:p>
-      <w:r>
-        <w:t>await expect(</w:t>
-      </w:r>
-      <w:proofErr w:type="spellStart"/>
-      <w:proofErr w:type="gramStart"/>
-      <w:r>
-        <w:t>page.locator</w:t>
-      </w:r>
-      <w:proofErr w:type="spellEnd"/>
-      <w:proofErr w:type="gramEnd"/>
-      <w:r>
-        <w:t>('#Email')</w:t>
-      </w:r>
-      <w:proofErr w:type="gramStart"/>
-      <w:r>
-        <w:t>).</w:t>
-      </w:r>
-      <w:proofErr w:type="spellStart"/>
-      <w:r>
-        <w:t>toHaveValue</w:t>
-      </w:r>
-      <w:proofErr w:type="spellEnd"/>
-      <w:proofErr w:type="gramEnd"/>
-      <w:r>
-        <w:t>(/test/); // partial match using regex</w:t>
-      </w:r>
-    </w:p>
-    <w:p>
-      <w:pPr>
-        <w:rPr>
-          <w:b/>
-          <w:bCs/>
-        </w:rPr>
-      </w:pPr>
-      <w:r>
-        <w:rPr>
-          <w:b/>
-          <w:bCs/>
-        </w:rPr>
         <w:t>// List of elements has count</w:t>
       </w:r>
     </w:p>
@@ -2577,7 +2732,6 @@
     </w:p>
     <w:p>
       <w:r>
-        <w:lastRenderedPageBreak/>
         <w:t>await page.screenshot({path:'tests/screenshots/'+Date.now()+'screenshotName.png'});</w:t>
       </w:r>
     </w:p>
@@ -2735,6 +2889,7 @@
         </w:rPr>
       </w:pPr>
       <w:r>
+        <w:lastRenderedPageBreak/>
         <w:t xml:space="preserve">    </w:t>
       </w:r>
       <w:r>
@@ -2813,6 +2968,155 @@
 <file path=word/numbering.xml><?xml version="1.0" encoding="utf-8"?>
 <w:numbering xmlns:wpc="http://schemas.microsoft.com/office/word/2010/wordprocessingCanvas" xmlns:cx="http://schemas.microsoft.com/office/drawing/2014/chartex" xmlns:cx1="http://schemas.microsoft.com/office/drawing/2015/9/8/chartex" xmlns:cx2="http://schemas.microsoft.com/office/drawing/2015/10/21/chartex" xmlns:cx3="http://schemas.microsoft.com/office/drawing/2016/5/9/chartex" xmlns:cx4="http://schemas.microsoft.com/office/drawing/2016/5/10/chartex" xmlns:cx5="http://schemas.microsoft.com/office/drawing/2016/5/11/chartex" xmlns:cx6="http://schemas.microsoft.com/office/drawing/2016/5/12/chartex" xmlns:cx7="http://schemas.microsoft.com/office/drawing/2016/5/13/chartex" xmlns:cx8="http://schemas.microsoft.com/office/drawing/2016/5/14/chartex" xmlns:mc="http://schemas.openxmlformats.org/markup-compatibility/2006" xmlns:aink="http://schemas.microsoft.com/office/drawing/2016/ink" xmlns:am3d="http://schemas.microsoft.com/office/drawing/2017/model3d" xmlns:o="urn:schemas-microsoft-com:office:office" xmlns:oel="http://schemas.microsoft.com/office/2019/extlst" xmlns:r="http://schemas.openxmlformats.org/officeDocument/2006/relationships" xmlns:m="http://schemas.openxmlformats.org/officeDocument/2006/math" xmlns:v="urn:schemas-microsoft-com:vml" xmlns:wp14="http://schemas.microsoft.com/office/word/2010/wordprocessingDrawing" xmlns:wp="http://schemas.openxmlformats.org/drawingml/2006/wordprocessingDrawing" xmlns:w10="urn:schemas-microsoft-com:office:word" xmlns:w="http://schemas.openxmlformats.org/wordprocessingml/2006/main" xmlns:w14="http://schemas.microsoft.com/office/word/2010/wordml" xmlns:w15="http://schemas.microsoft.com/office/word/2012/wordml" xmlns:w16cex="http://schemas.microsoft.com/office/word/2018/wordml/cex" xmlns:w16cid="http://schemas.microsoft.com/office/word/2016/wordml/cid" xmlns:w16="http://schemas.microsoft.com/office/word/2018/wordml" xmlns:w16du="http://schemas.microsoft.com/office/word/2023/wordml/word16du" xmlns:w16sdtdh="http://schemas.microsoft.com/office/word/2020/wordml/sdtdatahash" xmlns:w16sdtfl="http://schemas.microsoft.com/office/word/2024/wordml/sdtformatlock" xmlns:w16se="http://schemas.microsoft.com/office/word/2015/wordml/symex" xmlns:wpg="http://schemas.microsoft.com/office/word/2010/wordprocessingGroup" xmlns:wpi="http://schemas.microsoft.com/office/word/2010/wordprocessingInk" xmlns:wne="http://schemas.microsoft.com/office/word/2006/wordml" xmlns:wps="http://schemas.microsoft.com/office/word/2010/wordprocessingShape" mc:Ignorable="w14 w15 w16se w16cid w16 w16cex w16sdtdh w16sdtfl w16du wp14">
   <w:abstractNum w:abstractNumId="0" w15:restartNumberingAfterBreak="0">
+    <w:nsid w:val="08FF465C"/>
+    <w:multiLevelType w:val="multilevel"/>
+    <w:tmpl w:val="0F765EB6"/>
+    <w:lvl w:ilvl="0">
+      <w:start w:val="1"/>
+      <w:numFmt w:val="bullet"/>
+      <w:lvlText w:val=""/>
+      <w:lvlJc w:val="left"/>
+      <w:pPr>
+        <w:tabs>
+          <w:tab w:val="num" w:pos="720"/>
+        </w:tabs>
+        <w:ind w:left="720" w:hanging="360"/>
+      </w:pPr>
+      <w:rPr>
+        <w:rFonts w:ascii="Symbol" w:hAnsi="Symbol" w:hint="default"/>
+        <w:sz w:val="20"/>
+      </w:rPr>
+    </w:lvl>
+    <w:lvl w:ilvl="1" w:tentative="1">
+      <w:start w:val="1"/>
+      <w:numFmt w:val="bullet"/>
+      <w:lvlText w:val="o"/>
+      <w:lvlJc w:val="left"/>
+      <w:pPr>
+        <w:tabs>
+          <w:tab w:val="num" w:pos="1440"/>
+        </w:tabs>
+        <w:ind w:left="1440" w:hanging="360"/>
+      </w:pPr>
+      <w:rPr>
+        <w:rFonts w:ascii="Courier New" w:hAnsi="Courier New" w:hint="default"/>
+        <w:sz w:val="20"/>
+      </w:rPr>
+    </w:lvl>
+    <w:lvl w:ilvl="2" w:tentative="1">
+      <w:start w:val="1"/>
+      <w:numFmt w:val="bullet"/>
+      <w:lvlText w:val=""/>
+      <w:lvlJc w:val="left"/>
+      <w:pPr>
+        <w:tabs>
+          <w:tab w:val="num" w:pos="2160"/>
+        </w:tabs>
+        <w:ind w:left="2160" w:hanging="360"/>
+      </w:pPr>
+      <w:rPr>
+        <w:rFonts w:ascii="Wingdings" w:hAnsi="Wingdings" w:hint="default"/>
+        <w:sz w:val="20"/>
+      </w:rPr>
+    </w:lvl>
+    <w:lvl w:ilvl="3" w:tentative="1">
+      <w:start w:val="1"/>
+      <w:numFmt w:val="bullet"/>
+      <w:lvlText w:val=""/>
+      <w:lvlJc w:val="left"/>
+      <w:pPr>
+        <w:tabs>
+          <w:tab w:val="num" w:pos="2880"/>
+        </w:tabs>
+        <w:ind w:left="2880" w:hanging="360"/>
+      </w:pPr>
+      <w:rPr>
+        <w:rFonts w:ascii="Wingdings" w:hAnsi="Wingdings" w:hint="default"/>
+        <w:sz w:val="20"/>
+      </w:rPr>
+    </w:lvl>
+    <w:lvl w:ilvl="4" w:tentative="1">
+      <w:start w:val="1"/>
+      <w:numFmt w:val="bullet"/>
+      <w:lvlText w:val=""/>
+      <w:lvlJc w:val="left"/>
+      <w:pPr>
+        <w:tabs>
+          <w:tab w:val="num" w:pos="3600"/>
+        </w:tabs>
+        <w:ind w:left="3600" w:hanging="360"/>
+      </w:pPr>
+      <w:rPr>
+        <w:rFonts w:ascii="Wingdings" w:hAnsi="Wingdings" w:hint="default"/>
+        <w:sz w:val="20"/>
+      </w:rPr>
+    </w:lvl>
+    <w:lvl w:ilvl="5" w:tentative="1">
+      <w:start w:val="1"/>
+      <w:numFmt w:val="bullet"/>
+      <w:lvlText w:val=""/>
+      <w:lvlJc w:val="left"/>
+      <w:pPr>
+        <w:tabs>
+          <w:tab w:val="num" w:pos="4320"/>
+        </w:tabs>
+        <w:ind w:left="4320" w:hanging="360"/>
+      </w:pPr>
+      <w:rPr>
+        <w:rFonts w:ascii="Wingdings" w:hAnsi="Wingdings" w:hint="default"/>
+        <w:sz w:val="20"/>
+      </w:rPr>
+    </w:lvl>
+    <w:lvl w:ilvl="6" w:tentative="1">
+      <w:start w:val="1"/>
+      <w:numFmt w:val="bullet"/>
+      <w:lvlText w:val=""/>
+      <w:lvlJc w:val="left"/>
+      <w:pPr>
+        <w:tabs>
+          <w:tab w:val="num" w:pos="5040"/>
+        </w:tabs>
+        <w:ind w:left="5040" w:hanging="360"/>
+      </w:pPr>
+      <w:rPr>
+        <w:rFonts w:ascii="Wingdings" w:hAnsi="Wingdings" w:hint="default"/>
+        <w:sz w:val="20"/>
+      </w:rPr>
+    </w:lvl>
+    <w:lvl w:ilvl="7" w:tentative="1">
+      <w:start w:val="1"/>
+      <w:numFmt w:val="bullet"/>
+      <w:lvlText w:val=""/>
+      <w:lvlJc w:val="left"/>
+      <w:pPr>
+        <w:tabs>
+          <w:tab w:val="num" w:pos="5760"/>
+        </w:tabs>
+        <w:ind w:left="5760" w:hanging="360"/>
+      </w:pPr>
+      <w:rPr>
+        <w:rFonts w:ascii="Wingdings" w:hAnsi="Wingdings" w:hint="default"/>
+        <w:sz w:val="20"/>
+      </w:rPr>
+    </w:lvl>
+    <w:lvl w:ilvl="8" w:tentative="1">
+      <w:start w:val="1"/>
+      <w:numFmt w:val="bullet"/>
+      <w:lvlText w:val=""/>
+      <w:lvlJc w:val="left"/>
+      <w:pPr>
+        <w:tabs>
+          <w:tab w:val="num" w:pos="6480"/>
+        </w:tabs>
+        <w:ind w:left="6480" w:hanging="360"/>
+      </w:pPr>
+      <w:rPr>
+        <w:rFonts w:ascii="Wingdings" w:hAnsi="Wingdings" w:hint="default"/>
+        <w:sz w:val="20"/>
+      </w:rPr>
+    </w:lvl>
+  </w:abstractNum>
+  <w:abstractNum w:abstractNumId="1" w15:restartNumberingAfterBreak="0">
     <w:nsid w:val="4C79002D"/>
     <w:multiLevelType w:val="hybridMultilevel"/>
     <w:tmpl w:val="BEAA2C10"/>
@@ -2926,6 +3230,9 @@
     </w:lvl>
   </w:abstractNum>
   <w:num w:numId="1" w16cid:durableId="1758163574">
+    <w:abstractNumId w:val="1"/>
+  </w:num>
+  <w:num w:numId="2" w16cid:durableId="1918052452">
     <w:abstractNumId w:val="0"/>
   </w:num>
 </w:numbering>
@@ -3329,7 +3636,7 @@
   <w:style w:type="paragraph" w:default="1" w:styleId="Normal">
     <w:name w:val="Normal"/>
     <w:qFormat/>
-    <w:rsid w:val="00BF5AD4"/>
+    <w:rsid w:val="004E5DD6"/>
   </w:style>
   <w:style w:type="paragraph" w:styleId="Heading1">
     <w:name w:val="heading 1"/>
